--- a/templates/roteiros/roteiro.docx
+++ b/templates/roteiros/roteiro.docx
@@ -1743,18 +1743,18 @@
           <w:vertAlign w:val="baseline"/>
           <w:rtl w:val="0"/>
         </w:rPr>
-        <w:t xml:space="preserve">Assunto: </w:t>
-      </w:r>
-      <w:r>
-        <w:rPr>
-          <w:rFonts w:ascii="Cambria" w:cs="Cambria" w:eastAsia="Cambria" w:hAnsi="Cambria"/>
-          <w:b w:val="1"/>
-          <w:bCs w:val="1"/>
-          <w:sz w:val="20"/>
-          <w:szCs w:val="20"/>
-          <w:rtl w:val="0"/>
-        </w:rPr>
-        <w:t xml:space="preserve">&lt;&lt;service&gt;&gt;</w:t>
+        <w:t xml:space="preserve">Assunto:</w:t>
+      </w:r>
+      <w:r>
+        <w:rPr>
+          <w:rFonts w:ascii="Cambria" w:cs="Cambria" w:eastAsia="Cambria" w:hAnsi="Cambria"/>
+          <w:b w:val="1"/>
+          <w:bCs w:val="1"/>
+          <w:sz w:val="20"/>
+          <w:szCs w:val="20"/>
+          <w:rtl w:val="0"/>
+        </w:rPr>
+        <w:t xml:space="preserve">  &lt;&lt;status&gt;&gt;</w:t>
       </w:r>
       <w:r>
         <w:rPr>
@@ -2970,184 +2970,6 @@
           <w:rtl w:val="0"/>
         </w:rPr>
         <w:t xml:space="preserve">___________________________________________________________________________________________________________ </w:t>
-      </w:r>
-    </w:p>
-    <w:p>
-      <w:pPr>
-        <w:keepNext w:val="0"/>
-        <w:keepLines w:val="0"/>
-        <w:pageBreakBefore w:val="0"/>
-        <w:widowControl w:val="0"/>
-        <w:pBdr>
-          <w:top w:space="0" w:sz="0" w:val="nil"/>
-          <w:left w:space="0" w:sz="0" w:val="nil"/>
-          <w:bottom w:space="0" w:sz="0" w:val="nil"/>
-          <w:right w:space="0" w:sz="0" w:val="nil"/>
-          <w:between w:space="0" w:sz="0" w:val="nil"/>
-        </w:pBdr>
-        <w:shd w:fill="auto" w:val="clear"/>
-        <w:spacing w:after="0" w:before="823.4906005859375" w:line="240" w:lineRule="auto"/>
-        <w:ind w:left="113.39996337890625" w:right="0" w:firstLine="0"/>
-        <w:jc w:val="left"/>
-        <w:rPr>
-          <w:rFonts w:ascii="Cambria" w:cs="Cambria" w:eastAsia="Cambria" w:hAnsi="Cambria"/>
-          <w:b w:val="1"/>
-          <w:bCs w:val="1"/>
-          <w:i w:val="0"/>
-          <w:iCs w:val="0"/>
-          <w:smallCaps w:val="0"/>
-          <w:strike w:val="0"/>
-          <w:color w:val="000000"/>
-          <w:sz w:val="20"/>
-          <w:szCs w:val="20"/>
-          <w:u w:val="none"/>
-          <w:shd w:fill="auto" w:val="clear"/>
-          <w:vertAlign w:val="baseline"/>
-        </w:rPr>
-      </w:pPr>
-      <w:r>
-        <w:rPr>
-          <w:rFonts w:ascii="Cambria" w:cs="Cambria" w:eastAsia="Cambria" w:hAnsi="Cambria"/>
-          <w:b w:val="1"/>
-          <w:bCs w:val="1"/>
-          <w:i w:val="0"/>
-          <w:iCs w:val="0"/>
-          <w:smallCaps w:val="0"/>
-          <w:strike w:val="0"/>
-          <w:color w:val="000000"/>
-          <w:sz w:val="20"/>
-          <w:szCs w:val="20"/>
-          <w:u w:val="none"/>
-          <w:shd w:fill="auto" w:val="clear"/>
-          <w:vertAlign w:val="baseline"/>
-          <w:rtl w:val="0"/>
-        </w:rPr>
-        <w:t xml:space="preserve">Responsável reunião: </w:t>
-      </w:r>
-    </w:p>
-    <w:p>
-      <w:pPr>
-        <w:keepNext w:val="0"/>
-        <w:keepLines w:val="0"/>
-        <w:pageBreakBefore w:val="0"/>
-        <w:widowControl w:val="0"/>
-        <w:pBdr>
-          <w:top w:space="0" w:sz="0" w:val="nil"/>
-          <w:left w:space="0" w:sz="0" w:val="nil"/>
-          <w:bottom w:space="0" w:sz="0" w:val="nil"/>
-          <w:right w:space="0" w:sz="0" w:val="nil"/>
-          <w:between w:space="0" w:sz="0" w:val="nil"/>
-        </w:pBdr>
-        <w:shd w:fill="auto" w:val="clear"/>
-        <w:spacing w:after="0" w:before="115.3790283203125" w:line="240" w:lineRule="auto"/>
-        <w:ind w:left="113.99993896484375" w:right="0" w:firstLine="0"/>
-        <w:jc w:val="left"/>
-        <w:rPr>
-          <w:rFonts w:ascii="Cambria" w:cs="Cambria" w:eastAsia="Cambria" w:hAnsi="Cambria"/>
-          <w:b w:val="1"/>
-          <w:bCs w:val="1"/>
-          <w:i w:val="0"/>
-          <w:iCs w:val="0"/>
-          <w:smallCaps w:val="0"/>
-          <w:strike w:val="0"/>
-          <w:color w:val="000000"/>
-          <w:sz w:val="20"/>
-          <w:szCs w:val="20"/>
-          <w:u w:val="none"/>
-          <w:shd w:fill="auto" w:val="clear"/>
-          <w:vertAlign w:val="baseline"/>
-        </w:rPr>
-      </w:pPr>
-      <w:r>
-        <w:rPr>
-          <w:rFonts w:ascii="Cambria" w:cs="Cambria" w:eastAsia="Cambria" w:hAnsi="Cambria"/>
-          <w:b w:val="1"/>
-          <w:bCs w:val="1"/>
-          <w:i w:val="0"/>
-          <w:iCs w:val="0"/>
-          <w:smallCaps w:val="0"/>
-          <w:strike w:val="0"/>
-          <w:color w:val="000000"/>
-          <w:sz w:val="20"/>
-          <w:szCs w:val="20"/>
-          <w:u w:val="none"/>
-          <w:shd w:fill="auto" w:val="clear"/>
-          <w:vertAlign w:val="baseline"/>
-          <w:rtl w:val="0"/>
-        </w:rPr>
-        <w:t xml:space="preserve">Consultor / Parceiro: </w:t>
-      </w:r>
-    </w:p>
-    <w:p>
-      <w:pPr>
-        <w:keepNext w:val="0"/>
-        <w:keepLines w:val="0"/>
-        <w:pageBreakBefore w:val="0"/>
-        <w:widowControl w:val="0"/>
-        <w:pBdr>
-          <w:top w:space="0" w:sz="0" w:val="nil"/>
-          <w:left w:space="0" w:sz="0" w:val="nil"/>
-          <w:bottom w:space="0" w:sz="0" w:val="nil"/>
-          <w:right w:space="0" w:sz="0" w:val="nil"/>
-          <w:between w:space="0" w:sz="0" w:val="nil"/>
-        </w:pBdr>
-        <w:shd w:fill="auto" w:val="clear"/>
-        <w:spacing w:after="0" w:before="115.3790283203125" w:line="240" w:lineRule="auto"/>
-        <w:ind w:left="113.39996337890625" w:right="0" w:firstLine="0"/>
-        <w:jc w:val="left"/>
-        <w:rPr>
-          <w:rFonts w:ascii="Cambria" w:cs="Cambria" w:eastAsia="Cambria" w:hAnsi="Cambria"/>
-          <w:b w:val="0"/>
-          <w:bCs w:val="0"/>
-          <w:i w:val="0"/>
-          <w:iCs w:val="0"/>
-          <w:smallCaps w:val="0"/>
-          <w:strike w:val="0"/>
-          <w:color w:val="000000"/>
-          <w:sz w:val="20"/>
-          <w:szCs w:val="20"/>
-          <w:u w:val="none"/>
-          <w:shd w:fill="auto" w:val="clear"/>
-          <w:vertAlign w:val="baseline"/>
-        </w:rPr>
-      </w:pPr>
-      <w:r>
-        <w:rPr>
-          <w:rFonts w:ascii="Cambria" w:cs="Cambria" w:eastAsia="Cambria" w:hAnsi="Cambria"/>
-          <w:b w:val="1"/>
-          <w:bCs w:val="1"/>
-          <w:i w:val="0"/>
-          <w:iCs w:val="0"/>
-          <w:smallCaps w:val="0"/>
-          <w:strike w:val="0"/>
-          <w:color w:val="000000"/>
-          <w:sz w:val="20"/>
-          <w:szCs w:val="20"/>
-          <w:u w:val="none"/>
-          <w:shd w:fill="auto" w:val="clear"/>
-          <w:vertAlign w:val="baseline"/>
-          <w:rtl w:val="0"/>
-        </w:rPr>
-        <w:t xml:space="preserve">Data da reunião</w:t>
-      </w:r>
-      <w:r>
-        <w:rPr>
-          <w:rFonts w:ascii="Cambria" w:cs="Cambria" w:eastAsia="Cambria" w:hAnsi="Cambria"/>
-          <w:b w:val="0"/>
-          <w:bCs w:val="0"/>
-          <w:i w:val="0"/>
-          <w:iCs w:val="0"/>
-          <w:smallCaps w:val="0"/>
-          <w:strike w:val="0"/>
-          <w:color w:val="000000"/>
-          <w:sz w:val="20"/>
-          <w:szCs w:val="20"/>
-          <w:u w:val="none"/>
-          <w:shd w:fill="auto" w:val="clear"/>
-          <w:vertAlign w:val="baseline"/>
-          <w:rtl w:val="0"/>
-        </w:rPr>
-        <w:t xml:space="preserve">: / / </w:t>
       </w:r>
     </w:p>
     <w:p>
